--- a/zht/docx/65.content.docx
+++ b/zht/docx/65.content.docx
@@ -235,19 +235,7 @@
         <w:rPr>
           <w:lang w:val="zh_TW" w:bidi="zh_TW"/>
         </w:rPr>
-        <w:t>猶大（Jude或Judas）是希伯來名字「猶大」（Judah）的希臘文版本。這是一個常見的名字。這位猶大是雅各的弟兄，雅各也是耶穌的弟兄（見</w:t>
-      </w:r>
-      <w:r>
-        <w:rPr>
-          <w:lang w:val="zh_TW" w:bidi="zh_TW"/>
-        </w:rPr>
-        <w:t>猶大書簡介</w:t>
-      </w:r>
-      <w:r>
-        <w:rPr>
-          <w:lang w:val="zh_TW" w:bidi="zh_TW"/>
-        </w:rPr>
-        <w:t>，「作者」）。</w:t>
+        <w:t>猶大（Jude或Judas）是希伯來名字「猶大」（Judah）的希臘文版本。這是一個常見的名字。這位猶大是雅各的弟兄，雅各也是耶穌的弟兄（見猶大書簡介，「作者」）。</w:t>
       </w:r>
     </w:p>
     <w:p>
